--- a/app/document_templates/nr06.docx
+++ b/app/document_templates/nr06.docx
@@ -603,8 +603,8 @@
                         <wps:cNvSpPr txBox="1"/>
                         <wps:spPr>
                           <a:xfrm>
-                            <a:off x="3190875" y="6001671"/>
-                            <a:ext cx="3142989" cy="260350"/>
+                            <a:off x="3190875" y="5998000"/>
+                            <a:ext cx="3142989" cy="470000"/>
                           </a:xfrm>
                           <a:prstGeom prst="rect">
                             <a:avLst/>
@@ -614,79 +614,30 @@
                           <w:txbxContent>
                             <w:p>
                               <w:pPr>
-                                <w:spacing w:line="201" w:lineRule="exact"/>
-                                <w:ind w:left="832"/>
-                                <w:rPr>
-                                  <w:rFonts w:ascii="Arial"/>
-                                  <w:b/>
-                                  <w:sz w:val="18"/>
-                                </w:rPr>
+                                <w:jc w:val="center"/>
+                                <w:spacing w:before="0" w:after="0" w:line="200" w:lineRule="exact"/>
                               </w:pPr>
                               <w:r>
                                 <w:rPr>
-                                  <w:rFonts w:ascii="Arial"/>
+                                  <w:rFonts w:ascii="Arial" w:hAnsi="Arial"/>
                                   <w:b/>
-                                  <w:spacing w:val="-2"/>
-                                  <w:sz w:val="18"/>
-                                </w:rPr>
-                                <w:t xml:space="preserve">              </w:t>
-                              </w:r>
-                              <w:r>
-                                <w:rPr>
-                                  <w:rFonts w:ascii="Arial"/>
-                                  <w:b/>
-                                  <w:spacing w:val="-2"/>
-                                  <w:sz w:val="18"/>
+                                  <w:sz w:val="16"/>
+                                  <w:szCs w:val="16"/>
                                 </w:rPr>
                                 <w:t>PARTICIPANTE</w:t>
                               </w:r>
                             </w:p>
                             <w:p>
                               <w:pPr>
-                                <w:spacing w:before="2"/>
-                                <w:rPr>
-                                  <w:rFonts w:ascii="Arial"/>
-                                  <w:b/>
-                                  <w:sz w:val="18"/>
-                                </w:rPr>
+                                <w:jc w:val="center"/>
+                                <w:spacing w:before="0" w:after="0" w:line="200" w:lineRule="exact"/>
                               </w:pPr>
                               <w:r>
                                 <w:rPr>
-                                  <w:rFonts w:ascii="Arial"/>
+                                  <w:rFonts w:ascii="Arial" w:hAnsi="Arial"/>
                                   <w:b/>
                                   <w:sz w:val="18"/>
-                                </w:rPr>
-                                <w:t xml:space="preserve">      </w:t>
-                              </w:r>
-                              <w:r>
-                                <w:rPr>
-                                  <w:rFonts w:ascii="Arial"/>
-                                  <w:b/>
-                                  <w:sz w:val="18"/>
-                                </w:rPr>
-                                <w:t xml:space="preserve">  </w:t>
-                              </w:r>
-                              <w:r>
-                                <w:rPr>
-                                  <w:rFonts w:ascii="Arial"/>
-                                  <w:b/>
-                                  <w:sz w:val="18"/>
-                                </w:rPr>
-                                <w:t xml:space="preserve">           </w:t>
-                              </w:r>
-                              <w:r>
-                                <w:rPr>
-                                  <w:rFonts w:ascii="Arial"/>
-                                  <w:b/>
-                                  <w:sz w:val="18"/>
-                                </w:rPr>
-                                <w:t xml:space="preserve">     </w:t>
-                              </w:r>
-                              <w:r>
-                                <w:rPr>
-                                  <w:rFonts w:ascii="Arial"/>
-                                  <w:b/>
-                                  <w:sz w:val="18"/>
+                                  <w:szCs w:val="18"/>
                                 </w:rPr>
                                 <w:t>{{ nome_funcionario }}</w:t>
                               </w:r>
@@ -702,8 +653,8 @@
                         <wps:cNvSpPr txBox="1"/>
                         <wps:spPr>
                           <a:xfrm>
-                            <a:off x="6957568" y="6001671"/>
-                            <a:ext cx="1326515" cy="128270"/>
+                            <a:off x="6486257" y="5998000"/>
+                            <a:ext cx="2429143" cy="220000"/>
                           </a:xfrm>
                           <a:prstGeom prst="rect">
                             <a:avLst/>
@@ -713,42 +664,17 @@
                           <w:txbxContent>
                             <w:p>
                               <w:pPr>
-                                <w:tabs>
-                                  <w:tab w:val="left" w:pos="719"/>
-                                </w:tabs>
-                                <w:spacing w:line="201" w:lineRule="exact"/>
-                                <w:rPr>
-                                  <w:rFonts w:ascii="Arial"/>
-                                  <w:b/>
-                                  <w:sz w:val="18"/>
-                                </w:rPr>
+                                <w:jc w:val="center"/>
+                                <w:spacing w:before="0" w:after="0" w:line="200" w:lineRule="exact"/>
                               </w:pPr>
                               <w:r>
                                 <w:rPr>
-                                  <w:rFonts w:ascii="Arial"/>
+                                  <w:rFonts w:ascii="Arial" w:hAnsi="Arial"/>
                                   <w:b/>
-                                  <w:spacing w:val="-4"/>
-                                  <w:sz w:val="18"/>
+                                  <w:sz w:val="16"/>
+                                  <w:szCs w:val="16"/>
                                 </w:rPr>
-                                <w:t>ASS.</w:t>
-                              </w:r>
-                              <w:r>
-                                <w:rPr>
-                                  <w:rFonts w:ascii="Arial"/>
-                                  <w:b/>
-                                  <w:sz w:val="18"/>
-                                </w:rPr>
-                                <w:tab/>
-                                <w:t xml:space="preserve">ADM </w:t>
-                              </w:r>
-                              <w:r>
-                                <w:rPr>
-                                  <w:rFonts w:ascii="Arial"/>
-                                  <w:b/>
-                                  <w:spacing w:val="-2"/>
-                                  <w:sz w:val="18"/>
-                                </w:rPr>
-                                <w:t>EMPRESA</w:t>
+                                <w:t>RESPONSÁVEL DA EMPRESA</w:t>
                               </w:r>
                             </w:p>
                           </w:txbxContent>
@@ -762,8 +688,8 @@
                         <wps:cNvSpPr txBox="1"/>
                         <wps:spPr>
                           <a:xfrm>
-                            <a:off x="6486257" y="6145296"/>
-                            <a:ext cx="2429143" cy="248285"/>
+                            <a:off x="6486257" y="6220000"/>
+                            <a:ext cx="2429143" cy="500000"/>
                           </a:xfrm>
                           <a:prstGeom prst="rect">
                             <a:avLst/>
@@ -773,49 +699,31 @@
                           <w:txbxContent>
                             <w:p>
                               <w:pPr>
-                                <w:spacing w:before="3"/>
-                                <w:ind w:left="69"/>
-                                <w:rPr>
-                                  <w:rFonts w:ascii="Arial"/>
-                                  <w:b/>
-                                  <w:spacing w:val="-2"/>
-                                  <w:sz w:val="18"/>
-                                </w:rPr>
+                                <w:jc w:val="center"/>
+                                <w:spacing w:before="0" w:after="0" w:line="200" w:lineRule="exact"/>
                               </w:pPr>
                               <w:r>
                                 <w:rPr>
-                                  <w:rFonts w:ascii="Arial"/>
+                                  <w:rFonts w:ascii="Arial" w:hAnsi="Arial"/>
                                   <w:b/>
-                                  <w:sz w:val="16"/>
+                                  <w:sz w:val="15"/>
+                                  <w:szCs w:val="15"/>
                                 </w:rPr>
                                 <w:t>{{ razao_social }}</w:t>
                               </w:r>
+                            </w:p>
+                            <w:p>
+                              <w:pPr>
+                                <w:jc w:val="center"/>
+                                <w:spacing w:before="0" w:after="0" w:line="200" w:lineRule="exact"/>
+                              </w:pPr>
                               <w:r>
                                 <w:rPr>
-                                  <w:rFonts w:ascii="Arial"/>
-                                  <w:b/>
-                                  <w:spacing w:val="-2"/>
-                                  <w:sz w:val="18"/>
+                                  <w:rFonts w:ascii="Arial" w:hAnsi="Arial"/>
+                                  <w:sz w:val="15"/>
+                                  <w:szCs w:val="15"/>
                                 </w:rPr>
-                                <w:t xml:space="preserve">         CNPJ:</w:t>
-                              </w:r>
-                              <w:r>
-                                <w:rPr>
-                                  <w:rFonts w:ascii="Arial"/>
-                                  <w:b/>
-                                  <w:spacing w:val="29"/>
-                                  <w:sz w:val="18"/>
-                                </w:rPr>
-                                <w:t xml:space="preserve"> </w:t>
-                              </w:r>
-                              <w:r>
-                                <w:rPr>
-                                  <w:rFonts w:ascii="Arial"/>
-                                  <w:b/>
-                                  <w:spacing w:val="-2"/>
-                                  <w:sz w:val="18"/>
-                                </w:rPr>
-                                <w:t>{{ cnpj }}</w:t>
+                                <w:t>CNPJ: {{ cnpj }}</w:t>
                               </w:r>
                             </w:p>
                           </w:txbxContent>
@@ -1072,84 +980,35 @@
                     </w:txbxContent>
                   </v:textbox>
                 </v:shape>
-                <v:shape id="Textbox 10" o:spid="_x0000_s1035" type="#_x0000_t202" style="position:absolute;left:31908;top:60016;width:31430;height:2604;visibility:visible;mso-wrap-style:square;v-text-anchor:top" o:gfxdata="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" filled="f" stroked="f">
+                <v:shape id="Textbox 10" o:spid="_x0000_s1035" type="#_x0000_t202" style="position:absolute;left:31909;top:59980;width:31430;height:4700;visibility:visible;mso-wrap-style:square;v-text-anchor:top" o:gfxdata="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" filled="f" stroked="f">
                   <v:textbox inset="0,0,0,0">
                     <w:txbxContent>
                       <w:p>
                         <w:pPr>
-                          <w:spacing w:line="201" w:lineRule="exact"/>
-                          <w:ind w:left="832"/>
-                          <w:rPr>
-                            <w:rFonts w:ascii="Arial"/>
-                            <w:b/>
-                            <w:sz w:val="18"/>
-                          </w:rPr>
+                          <w:jc w:val="center"/>
+                          <w:spacing w:before="0" w:after="0" w:line="200" w:lineRule="exact"/>
                         </w:pPr>
                         <w:r>
                           <w:rPr>
-                            <w:rFonts w:ascii="Arial"/>
+                            <w:rFonts w:ascii="Arial" w:hAnsi="Arial"/>
                             <w:b/>
-                            <w:spacing w:val="-2"/>
-                            <w:sz w:val="18"/>
-                          </w:rPr>
-                          <w:t xml:space="preserve">              </w:t>
-                        </w:r>
-                        <w:r>
-                          <w:rPr>
-                            <w:rFonts w:ascii="Arial"/>
-                            <w:b/>
-                            <w:spacing w:val="-2"/>
-                            <w:sz w:val="18"/>
+                            <w:sz w:val="16"/>
+                            <w:szCs w:val="16"/>
                           </w:rPr>
                           <w:t>PARTICIPANTE</w:t>
                         </w:r>
                       </w:p>
                       <w:p>
                         <w:pPr>
-                          <w:spacing w:before="2"/>
-                          <w:rPr>
-                            <w:rFonts w:ascii="Arial"/>
-                            <w:b/>
-                            <w:sz w:val="18"/>
-                          </w:rPr>
+                          <w:jc w:val="center"/>
+                          <w:spacing w:before="0" w:after="0" w:line="200" w:lineRule="exact"/>
                         </w:pPr>
                         <w:r>
                           <w:rPr>
-                            <w:rFonts w:ascii="Arial"/>
+                            <w:rFonts w:ascii="Arial" w:hAnsi="Arial"/>
                             <w:b/>
                             <w:sz w:val="18"/>
-                          </w:rPr>
-                          <w:t xml:space="preserve">      </w:t>
-                        </w:r>
-                        <w:r>
-                          <w:rPr>
-                            <w:rFonts w:ascii="Arial"/>
-                            <w:b/>
-                            <w:sz w:val="18"/>
-                          </w:rPr>
-                          <w:t xml:space="preserve">  </w:t>
-                        </w:r>
-                        <w:r>
-                          <w:rPr>
-                            <w:rFonts w:ascii="Arial"/>
-                            <w:b/>
-                            <w:sz w:val="18"/>
-                          </w:rPr>
-                          <w:t xml:space="preserve">           </w:t>
-                        </w:r>
-                        <w:r>
-                          <w:rPr>
-                            <w:rFonts w:ascii="Arial"/>
-                            <w:b/>
-                            <w:sz w:val="18"/>
-                          </w:rPr>
-                          <w:t xml:space="preserve">     </w:t>
-                        </w:r>
-                        <w:r>
-                          <w:rPr>
-                            <w:rFonts w:ascii="Arial"/>
-                            <w:b/>
-                            <w:sz w:val="18"/>
+                            <w:szCs w:val="18"/>
                           </w:rPr>
                           <w:t>{{ nome_funcionario }}</w:t>
                         </w:r>
@@ -1157,100 +1016,57 @@
                     </w:txbxContent>
                   </v:textbox>
                 </v:shape>
-                <v:shape id="Textbox 11" o:spid="_x0000_s1036" type="#_x0000_t202" style="position:absolute;left:69575;top:60016;width:13265;height:1283;visibility:visible;mso-wrap-style:square;v-text-anchor:top" o:gfxdata="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" filled="f" stroked="f">
+                <v:shape id="Textbox 11" o:spid="_x0000_s1036" type="#_x0000_t202" style="position:absolute;left:64863;top:59980;width:24291;height:2200;visibility:visible;mso-wrap-style:square;v-text-anchor:top" o:gfxdata="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" filled="f" stroked="f">
                   <v:textbox inset="0,0,0,0">
                     <w:txbxContent>
                       <w:p>
                         <w:pPr>
-                          <w:tabs>
-                            <w:tab w:val="left" w:pos="719"/>
-                          </w:tabs>
-                          <w:spacing w:line="201" w:lineRule="exact"/>
-                          <w:rPr>
-                            <w:rFonts w:ascii="Arial"/>
-                            <w:b/>
-                            <w:sz w:val="18"/>
-                          </w:rPr>
+                          <w:jc w:val="center"/>
+                          <w:spacing w:before="0" w:after="0" w:line="200" w:lineRule="exact"/>
                         </w:pPr>
                         <w:r>
                           <w:rPr>
-                            <w:rFonts w:ascii="Arial"/>
+                            <w:rFonts w:ascii="Arial" w:hAnsi="Arial"/>
                             <w:b/>
-                            <w:spacing w:val="-4"/>
-                            <w:sz w:val="18"/>
+                            <w:sz w:val="16"/>
+                            <w:szCs w:val="16"/>
                           </w:rPr>
-                          <w:t>ASS.</w:t>
-                        </w:r>
-                        <w:r>
-                          <w:rPr>
-                            <w:rFonts w:ascii="Arial"/>
-                            <w:b/>
-                            <w:sz w:val="18"/>
-                          </w:rPr>
-                          <w:tab/>
-                          <w:t xml:space="preserve">ADM </w:t>
-                        </w:r>
-                        <w:r>
-                          <w:rPr>
-                            <w:rFonts w:ascii="Arial"/>
-                            <w:b/>
-                            <w:spacing w:val="-2"/>
-                            <w:sz w:val="18"/>
-                          </w:rPr>
-                          <w:t>EMPRESA</w:t>
+                          <w:t>RESPONSÁVEL DA EMPRESA</w:t>
                         </w:r>
                       </w:p>
                     </w:txbxContent>
                   </v:textbox>
                 </v:shape>
-                <v:shape id="Textbox 12" o:spid="_x0000_s1037" type="#_x0000_t202" style="position:absolute;left:64862;top:61452;width:24292;height:2483;visibility:visible;mso-wrap-style:square;v-text-anchor:top" o:gfxdata="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" filled="f" stroked="f">
+                <v:shape id="Textbox 12" o:spid="_x0000_s1037" type="#_x0000_t202" style="position:absolute;left:64863;top:62200;width:24291;height:5000;visibility:visible;mso-wrap-style:square;v-text-anchor:top" o:gfxdata="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" filled="f" stroked="f">
                   <v:textbox inset="0,0,0,0">
                     <w:txbxContent>
                       <w:p>
                         <w:pPr>
-                          <w:spacing w:before="3"/>
-                          <w:ind w:left="69"/>
-                          <w:rPr>
-                            <w:rFonts w:ascii="Arial"/>
-                            <w:b/>
-                            <w:spacing w:val="-2"/>
-                            <w:sz w:val="18"/>
-                          </w:rPr>
+                          <w:jc w:val="center"/>
+                          <w:spacing w:before="0" w:after="0" w:line="200" w:lineRule="exact"/>
                         </w:pPr>
                         <w:r>
                           <w:rPr>
-                            <w:rFonts w:ascii="Arial"/>
+                            <w:rFonts w:ascii="Arial" w:hAnsi="Arial"/>
                             <w:b/>
-                            <w:sz w:val="16"/>
+                            <w:sz w:val="15"/>
+                            <w:szCs w:val="15"/>
                           </w:rPr>
                           <w:t>{{ razao_social }}</w:t>
                         </w:r>
+                      </w:p>
+                      <w:p>
+                        <w:pPr>
+                          <w:jc w:val="center"/>
+                          <w:spacing w:before="0" w:after="0" w:line="200" w:lineRule="exact"/>
+                        </w:pPr>
                         <w:r>
                           <w:rPr>
-                            <w:rFonts w:ascii="Arial"/>
-                            <w:b/>
-                            <w:spacing w:val="-2"/>
-                            <w:sz w:val="18"/>
+                            <w:rFonts w:ascii="Arial" w:hAnsi="Arial"/>
+                            <w:sz w:val="15"/>
+                            <w:szCs w:val="15"/>
                           </w:rPr>
-                          <w:t xml:space="preserve">         CNPJ:</w:t>
-                        </w:r>
-                        <w:r>
-                          <w:rPr>
-                            <w:rFonts w:ascii="Arial"/>
-                            <w:b/>
-                            <w:spacing w:val="29"/>
-                            <w:sz w:val="18"/>
-                          </w:rPr>
-                          <w:t xml:space="preserve"> </w:t>
-                        </w:r>
-                        <w:r>
-                          <w:rPr>
-                            <w:rFonts w:ascii="Arial"/>
-                            <w:b/>
-                            <w:spacing w:val="-2"/>
-                            <w:sz w:val="18"/>
-                          </w:rPr>
-                          <w:t>{{ cnpj }}</w:t>
+                          <w:t>CNPJ: {{ cnpj }}</w:t>
                         </w:r>
                       </w:p>
                     </w:txbxContent>
